--- a/handover_2026-08-28.docx
+++ b/handover_2026-08-28.docx
@@ -2,7 +2,7 @@
 <file path=word/document.xml><?xml version="1.0" encoding="utf-8"?>
 <w:document xmlns:w="http://schemas.openxmlformats.org/wordprocessingml/2006/main" xmlns:m="http://schemas.openxmlformats.org/officeDocument/2006/math" xmlns:r="http://schemas.openxmlformats.org/officeDocument/2006/relationships" xmlns:o="urn:schemas-microsoft-com:office:office" xmlns:v="urn:schemas-microsoft-com:vml" xmlns:w10="urn:schemas-microsoft-com:office:word" xmlns:a="http://schemas.openxmlformats.org/drawingml/2006/main" xmlns:pic="http://schemas.openxmlformats.org/drawingml/2006/picture" xmlns:wp="http://schemas.openxmlformats.org/drawingml/2006/wordprocessingDrawing">
   <w:body>
-    <w:bookmarkStart w:id="19" w:name="X817ef3f5af77411389189b2a684af71185e725f"/>
+    <w:bookmarkStart w:id="21" w:name="X817ef3f5af77411389189b2a684af71185e725f"/>
     <w:p>
       <w:pPr>
         <w:pStyle w:val="Heading1"/>
@@ -1193,6 +1193,84 @@
       <w:r>
         <w:t xml:space="preserve">A.2.v2).</w:t>
       </w:r>
+      <w:r>
+        <w:t xml:space="preserve"> </w:t>
+      </w:r>
+      <w:r>
+        <w:rPr>
+          <w:b/>
+          <w:bCs/>
+        </w:rPr>
+        <w:t xml:space="preserve">A first measurement of that consequence, seen in passing when the stage-2</w:t>
+      </w:r>
+      <w:r>
+        <w:rPr>
+          <w:b/>
+          <w:bCs/>
+        </w:rPr>
+        <w:t xml:space="preserve"> </w:t>
+      </w:r>
+      <w:r>
+        <w:rPr>
+          <w:b/>
+          <w:bCs/>
+        </w:rPr>
+        <w:t xml:space="preserve">refit re-fitted stage 1 under the new constant: the between-driver spread moves from</w:t>
+      </w:r>
+      <w:r>
+        <w:rPr>
+          <w:b/>
+          <w:bCs/>
+        </w:rPr>
+        <w:t xml:space="preserve"> </w:t>
+      </w:r>
+      <w:r>
+        <w:rPr>
+          <w:b/>
+          <w:bCs/>
+        </w:rPr>
+        <w:t xml:space="preserve">0.209 to 0.194</w:t>
+      </w:r>
+      <w:r>
+        <w:t xml:space="preserve">, about 7%. So every percentile quoted in this file and in</w:t>
+      </w:r>
+      <w:r>
+        <w:t xml:space="preserve"> </w:t>
+      </w:r>
+      <w:r>
+        <w:rPr>
+          <w:rStyle w:val="VerbatimChar"/>
+        </w:rPr>
+        <w:t xml:space="preserve">handover.md</w:t>
+      </w:r>
+      <w:r>
+        <w:t xml:space="preserve"> </w:t>
+      </w:r>
+      <w:r>
+        <w:t xml:space="preserve">is a</w:t>
+      </w:r>
+      <w:r>
+        <w:t xml:space="preserve"> </w:t>
+      </w:r>
+      <w:r>
+        <w:rPr>
+          <w:b/>
+          <w:bCs/>
+        </w:rPr>
+        <w:t xml:space="preserve">pre-k=12 number</w:t>
+      </w:r>
+      <w:r>
+        <w:t xml:space="preserve"> </w:t>
+      </w:r>
+      <w:r>
+        <w:t xml:space="preserve">and will shift by roughly that much. They are kept as written</w:t>
+      </w:r>
+      <w:r>
+        <w:t xml:space="preserve"> </w:t>
+      </w:r>
+      <w:r>
+        <w:t xml:space="preserve">because they are what the committed outputs currently say; A.2.v2 replaces them.</w:t>
+      </w:r>
     </w:p>
     <w:bookmarkEnd w:id="14"/>
     <w:bookmarkStart w:id="15" w:name="X79a1ad3c411e09ca123acafb78a6ab660ce5624"/>
@@ -1769,7 +1847,620 @@
       </w:r>
     </w:p>
     <w:bookmarkEnd w:id="17"/>
-    <w:bookmarkStart w:id="18" w:name="caveats-on-this-file"/>
+    <w:bookmarkStart w:id="18" w:name="X26b97e512801d086ac0cd71a05932e86f2d68e4"/>
+    <w:p>
+      <w:pPr>
+        <w:pStyle w:val="Heading2"/>
+      </w:pPr>
+      <w:r>
+        <w:t xml:space="preserve">7b The k = 12 lock has already moved the stage-2 numbers</w:t>
+      </w:r>
+    </w:p>
+    <w:p>
+      <w:pPr>
+        <w:pStyle w:val="FirstParagraph"/>
+      </w:pPr>
+      <w:r>
+        <w:t xml:space="preserve">Recorded because it is the first concrete measurement of the regeneration debt and it</w:t>
+      </w:r>
+      <w:r>
+        <w:t xml:space="preserve"> </w:t>
+      </w:r>
+      <w:r>
+        <w:t xml:space="preserve">arrived after the rest of this file was written. Re-running card A.3 with the constant in</w:t>
+      </w:r>
+      <w:r>
+        <w:t xml:space="preserve"> </w:t>
+      </w:r>
+      <w:r>
+        <w:t xml:space="preserve">place refits stage 1, and the results move:</w:t>
+      </w:r>
+    </w:p>
+    <w:tbl>
+      <w:tblPr>
+        <w:tblStyle w:val="Table"/>
+        <w:tblW w:type="pct" w:w="5000"/>
+        <w:tblLayout w:type="fixed"/>
+        <w:tblLook w:firstRow="1" w:lastRow="0" w:firstColumn="0" w:lastColumn="0" w:noHBand="0" w:noVBand="0" w:val="0020"/>
+      </w:tblPr>
+      <w:tblGrid>
+        <w:gridCol w:w="2640"/>
+        <w:gridCol w:w="2640"/>
+        <w:gridCol w:w="2640"/>
+      </w:tblGrid>
+      <w:tr>
+        <w:trPr>
+          <w:tblHeader w:val="on"/>
+        </w:trPr>
+        <w:tc>
+          <w:tcPr/>
+          <w:p>
+            <w:pPr>
+              <w:pStyle w:val="Compact"/>
+            </w:pPr>
+            <w:r>
+              <w:t xml:space="preserve">quantity</w:t>
+            </w:r>
+          </w:p>
+        </w:tc>
+        <w:tc>
+          <w:tcPr/>
+          <w:p>
+            <w:pPr>
+              <w:pStyle w:val="Compact"/>
+            </w:pPr>
+            <w:r>
+              <w:t xml:space="preserve">k = 0 (as first reported)</w:t>
+            </w:r>
+          </w:p>
+        </w:tc>
+        <w:tc>
+          <w:tcPr/>
+          <w:p>
+            <w:pPr>
+              <w:pStyle w:val="Compact"/>
+            </w:pPr>
+            <w:r>
+              <w:t xml:space="preserve">k = 12 (current committed output)</w:t>
+            </w:r>
+          </w:p>
+        </w:tc>
+      </w:tr>
+      <w:tr>
+        <w:tc>
+          <w:tcPr/>
+          <w:p>
+            <w:pPr>
+              <w:pStyle w:val="Compact"/>
+            </w:pPr>
+            <w:r>
+              <w:t xml:space="preserve">between-driver spread sigma_pop</w:t>
+            </w:r>
+          </w:p>
+        </w:tc>
+        <w:tc>
+          <w:tcPr/>
+          <w:p>
+            <w:pPr>
+              <w:pStyle w:val="Compact"/>
+            </w:pPr>
+            <w:r>
+              <w:t xml:space="preserve">0.209</w:t>
+            </w:r>
+          </w:p>
+        </w:tc>
+        <w:tc>
+          <w:tcPr/>
+          <w:p>
+            <w:pPr>
+              <w:pStyle w:val="Compact"/>
+            </w:pPr>
+            <w:r>
+              <w:rPr>
+                <w:b/>
+                <w:bCs/>
+              </w:rPr>
+              <w:t xml:space="preserve">0.194</w:t>
+            </w:r>
+          </w:p>
+        </w:tc>
+      </w:tr>
+      <w:tr>
+        <w:tc>
+          <w:tcPr/>
+          <w:p>
+            <w:pPr>
+              <w:pStyle w:val="Compact"/>
+            </w:pPr>
+            <w:r>
+              <w:t xml:space="preserve">accumulator, in sample</w:t>
+            </w:r>
+          </w:p>
+        </w:tc>
+        <w:tc>
+          <w:tcPr/>
+          <w:p>
+            <w:pPr>
+              <w:pStyle w:val="Compact"/>
+            </w:pPr>
+            <w:r>
+              <w:t xml:space="preserve">0.178</w:t>
+            </w:r>
+          </w:p>
+        </w:tc>
+        <w:tc>
+          <w:tcPr/>
+          <w:p>
+            <w:pPr>
+              <w:pStyle w:val="Compact"/>
+            </w:pPr>
+            <w:r>
+              <w:rPr>
+                <w:b/>
+                <w:bCs/>
+              </w:rPr>
+              <w:t xml:space="preserve">0.169</w:t>
+            </w:r>
+          </w:p>
+        </w:tc>
+      </w:tr>
+      <w:tr>
+        <w:tc>
+          <w:tcPr/>
+          <w:p>
+            <w:pPr>
+              <w:pStyle w:val="Compact"/>
+            </w:pPr>
+            <w:r>
+              <w:t xml:space="preserve">accumulator, leave-one-criticality-out</w:t>
+            </w:r>
+          </w:p>
+        </w:tc>
+        <w:tc>
+          <w:tcPr/>
+          <w:p>
+            <w:pPr>
+              <w:pStyle w:val="Compact"/>
+            </w:pPr>
+            <w:r>
+              <w:t xml:space="preserve">0.267</w:t>
+            </w:r>
+          </w:p>
+        </w:tc>
+        <w:tc>
+          <w:tcPr/>
+          <w:p>
+            <w:pPr>
+              <w:pStyle w:val="Compact"/>
+            </w:pPr>
+            <w:r>
+              <w:rPr>
+                <w:b/>
+                <w:bCs/>
+              </w:rPr>
+              <w:t xml:space="preserve">0.255</w:t>
+            </w:r>
+          </w:p>
+        </w:tc>
+      </w:tr>
+      <w:tr>
+        <w:tc>
+          <w:tcPr/>
+          <w:p>
+            <w:pPr>
+              <w:pStyle w:val="Compact"/>
+            </w:pPr>
+            <w:r>
+              <w:t xml:space="preserve">stage-1 static threshold, same folds</w:t>
+            </w:r>
+          </w:p>
+        </w:tc>
+        <w:tc>
+          <w:tcPr/>
+          <w:p>
+            <w:pPr>
+              <w:pStyle w:val="Compact"/>
+            </w:pPr>
+            <w:r>
+              <w:t xml:space="preserve">0.161</w:t>
+            </w:r>
+          </w:p>
+        </w:tc>
+        <w:tc>
+          <w:tcPr/>
+          <w:p>
+            <w:pPr>
+              <w:pStyle w:val="Compact"/>
+            </w:pPr>
+            <w:r>
+              <w:rPr>
+                <w:b/>
+                <w:bCs/>
+              </w:rPr>
+              <w:t xml:space="preserve">0.169</w:t>
+            </w:r>
+          </w:p>
+        </w:tc>
+      </w:tr>
+      <w:tr>
+        <w:tc>
+          <w:tcPr/>
+          <w:p>
+            <w:pPr>
+              <w:pStyle w:val="Compact"/>
+            </w:pPr>
+            <w:r>
+              <w:t xml:space="preserve">stage-0 static probit, same cells</w:t>
+            </w:r>
+          </w:p>
+        </w:tc>
+        <w:tc>
+          <w:tcPr/>
+          <w:p>
+            <w:pPr>
+              <w:pStyle w:val="Compact"/>
+            </w:pPr>
+            <w:r>
+              <w:t xml:space="preserve">0.125</w:t>
+            </w:r>
+          </w:p>
+        </w:tc>
+        <w:tc>
+          <w:tcPr/>
+          <w:p>
+            <w:pPr>
+              <w:pStyle w:val="Compact"/>
+            </w:pPr>
+            <w:r>
+              <w:rPr>
+                <w:b/>
+                <w:bCs/>
+              </w:rPr>
+              <w:t xml:space="preserve">0.115</w:t>
+            </w:r>
+          </w:p>
+        </w:tc>
+      </w:tr>
+    </w:tbl>
+    <w:p>
+      <w:pPr>
+        <w:pStyle w:val="BodyText"/>
+      </w:pPr>
+      <w:r>
+        <w:rPr>
+          <w:b/>
+          <w:bCs/>
+        </w:rPr>
+        <w:t xml:space="preserve">The A.3 verdict is unchanged — held-out 0.255 against a rule of ≤ 0.11 / &gt; 0.13 is</w:t>
+      </w:r>
+      <w:r>
+        <w:rPr>
+          <w:b/>
+          <w:bCs/>
+        </w:rPr>
+        <w:t xml:space="preserve"> </w:t>
+      </w:r>
+      <w:r>
+        <w:rPr>
+          <w:b/>
+          <w:bCs/>
+        </w:rPr>
+        <w:t xml:space="preserve">still FAIL</w:t>
+      </w:r>
+      <w:r>
+        <w:t xml:space="preserve">, and the accumulator still fits worse in sample than the static probit it</w:t>
+      </w:r>
+      <w:r>
+        <w:t xml:space="preserve"> </w:t>
+      </w:r>
+      <w:r>
+        <w:t xml:space="preserve">extends. So none of this arc’s conclusions move. What it does show is the size of the</w:t>
+      </w:r>
+      <w:r>
+        <w:t xml:space="preserve"> </w:t>
+      </w:r>
+      <w:r>
+        <w:t xml:space="preserve">regeneration debt: everything lapse- or percentile-related that predates 2026-08-28</w:t>
+      </w:r>
+      <w:r>
+        <w:t xml:space="preserve"> </w:t>
+      </w:r>
+      <w:r>
+        <w:t xml:space="preserve">carries a shift of this order, and card A.2.v2 now states the expected magnitude so an</w:t>
+      </w:r>
+      <w:r>
+        <w:t xml:space="preserve"> </w:t>
+      </w:r>
+      <w:r>
+        <w:t xml:space="preserve">anomalous regeneration is detectable.</w:t>
+      </w:r>
+    </w:p>
+    <w:bookmarkEnd w:id="18"/>
+    <w:bookmarkStart w:id="19" w:name="b-known-gaps-this-arc-did-not-close"/>
+    <w:p>
+      <w:pPr>
+        <w:pStyle w:val="Heading2"/>
+      </w:pPr>
+      <w:r>
+        <w:t xml:space="preserve">8b Known gaps this arc did not close</w:t>
+      </w:r>
+    </w:p>
+    <w:p>
+      <w:pPr>
+        <w:pStyle w:val="FirstParagraph"/>
+      </w:pPr>
+      <w:r>
+        <w:t xml:space="preserve">Listed so they are not rediscovered as surprises.</w:t>
+      </w:r>
+    </w:p>
+    <w:p>
+      <w:pPr>
+        <w:pStyle w:val="Compact"/>
+        <w:numPr>
+          <w:ilvl w:val="0"/>
+          <w:numId w:val="1003"/>
+        </w:numPr>
+      </w:pPr>
+      <w:r>
+        <w:rPr>
+          <w:b/>
+          <w:bCs/>
+        </w:rPr>
+        <w:t xml:space="preserve">The handbook contains none of this arc.</w:t>
+      </w:r>
+      <w:r>
+        <w:t xml:space="preserve"> </w:t>
+      </w:r>
+      <w:r>
+        <w:t xml:space="preserve">Chapters 04, 08 and 11 still describe the</w:t>
+      </w:r>
+      <w:r>
+        <w:t xml:space="preserve"> </w:t>
+      </w:r>
+      <w:r>
+        <w:t xml:space="preserve">field, the accumulator and the CZB path as they stood on 2026-08-27. Jonas’s Word</w:t>
+      </w:r>
+      <w:r>
+        <w:t xml:space="preserve"> </w:t>
+      </w:r>
+      <w:r>
+        <w:t xml:space="preserve">review is still pending, so no {{R5}} round was started; but a reader of the handbook</w:t>
+      </w:r>
+      <w:r>
+        <w:t xml:space="preserve"> </w:t>
+      </w:r>
+      <w:r>
+        <w:t xml:space="preserve">today would not learn that the accumulator failed, that the overtake field does not</w:t>
+      </w:r>
+      <w:r>
+        <w:t xml:space="preserve"> </w:t>
+      </w:r>
+      <w:r>
+        <w:t xml:space="preserve">represent its scenario, or that study 1’s longitudinal design is degenerate.</w:t>
+      </w:r>
+    </w:p>
+    <w:p>
+      <w:pPr>
+        <w:pStyle w:val="Compact"/>
+        <w:numPr>
+          <w:ilvl w:val="0"/>
+          <w:numId w:val="1003"/>
+        </w:numPr>
+      </w:pPr>
+      <w:r>
+        <w:rPr>
+          <w:b/>
+          <w:bCs/>
+        </w:rPr>
+        <w:t xml:space="preserve">Card C (percentile sensitivity) has never been run.</w:t>
+      </w:r>
+      <w:r>
+        <w:t xml:space="preserve"> </w:t>
+      </w:r>
+      <w:r>
+        <w:t xml:space="preserve">It now depends on A.2.v2,</w:t>
+      </w:r>
+      <w:r>
+        <w:t xml:space="preserve"> </w:t>
+      </w:r>
+      <w:r>
+        <w:t xml:space="preserve">since k = 12 changes the percentile table.</w:t>
+      </w:r>
+    </w:p>
+    <w:p>
+      <w:pPr>
+        <w:pStyle w:val="Compact"/>
+        <w:numPr>
+          <w:ilvl w:val="0"/>
+          <w:numId w:val="1003"/>
+        </w:numPr>
+      </w:pPr>
+      <w:r>
+        <w:rPr>
+          <w:b/>
+          <w:bCs/>
+        </w:rPr>
+        <w:t xml:space="preserve">No per-criticality deficit figure for the overtake.</w:t>
+      </w:r>
+      <w:r>
+        <w:t xml:space="preserve"> </w:t>
+      </w:r>
+      <w:r>
+        <w:t xml:space="preserve">Card B.1 asked for one; the</w:t>
+      </w:r>
+      <w:r>
+        <w:t xml:space="preserve"> </w:t>
+      </w:r>
+      <w:r>
+        <w:t xml:space="preserve">numbers are in</w:t>
+      </w:r>
+      <w:r>
+        <w:t xml:space="preserve"> </w:t>
+      </w:r>
+      <w:r>
+        <w:rPr>
+          <w:rStyle w:val="VerbatimChar"/>
+        </w:rPr>
+        <w:t xml:space="preserve">out/overtake_field_check.md</w:t>
+      </w:r>
+      <w:r>
+        <w:t xml:space="preserve"> </w:t>
+      </w:r>
+      <w:r>
+        <w:t xml:space="preserve">but the figure was not produced.</w:t>
+      </w:r>
+    </w:p>
+    <w:p>
+      <w:pPr>
+        <w:pStyle w:val="Compact"/>
+        <w:numPr>
+          <w:ilvl w:val="0"/>
+          <w:numId w:val="1003"/>
+        </w:numPr>
+      </w:pPr>
+      <w:r>
+        <w:rPr>
+          <w:b/>
+          <w:bCs/>
+        </w:rPr>
+        <w:t xml:space="preserve">The query identifiers are inconsistently formed</w:t>
+      </w:r>
+      <w:r>
+        <w:t xml:space="preserve">: this arc introduced</w:t>
+      </w:r>
+      <w:r>
+        <w:t xml:space="preserve"> </w:t>
+      </w:r>
+      <w:r>
+        <w:rPr>
+          <w:rStyle w:val="VerbatimChar"/>
+        </w:rPr>
+        <w:t xml:space="preserve">B2.Qn</w:t>
+      </w:r>
+      <w:r>
+        <w:t xml:space="preserve"> </w:t>
+      </w:r>
+      <w:r>
+        <w:t xml:space="preserve">alongside the earlier</w:t>
+      </w:r>
+      <w:r>
+        <w:t xml:space="preserve"> </w:t>
+      </w:r>
+      <w:r>
+        <w:rPr>
+          <w:rStyle w:val="VerbatimChar"/>
+        </w:rPr>
+        <w:t xml:space="preserve">B.1.Qn</w:t>
+      </w:r>
+      <w:r>
+        <w:t xml:space="preserve"> </w:t>
+      </w:r>
+      <w:r>
+        <w:t xml:space="preserve">and</w:t>
+      </w:r>
+      <w:r>
+        <w:t xml:space="preserve"> </w:t>
+      </w:r>
+      <w:r>
+        <w:rPr>
+          <w:rStyle w:val="VerbatimChar"/>
+        </w:rPr>
+        <w:t xml:space="preserve">R.1.Qn</w:t>
+      </w:r>
+      <w:r>
+        <w:t xml:space="preserve">. They denote different cards and the</w:t>
+      </w:r>
+      <w:r>
+        <w:t xml:space="preserve"> </w:t>
+      </w:r>
+      <w:r>
+        <w:t xml:space="preserve">collector parses both, but the reader should not assume</w:t>
+      </w:r>
+      <w:r>
+        <w:t xml:space="preserve"> </w:t>
+      </w:r>
+      <w:r>
+        <w:rPr>
+          <w:rStyle w:val="VerbatimChar"/>
+        </w:rPr>
+        <w:t xml:space="preserve">B2</w:t>
+      </w:r>
+      <w:r>
+        <w:t xml:space="preserve"> </w:t>
+      </w:r>
+      <w:r>
+        <w:t xml:space="preserve">and</w:t>
+      </w:r>
+      <w:r>
+        <w:t xml:space="preserve"> </w:t>
+      </w:r>
+      <w:r>
+        <w:rPr>
+          <w:rStyle w:val="VerbatimChar"/>
+        </w:rPr>
+        <w:t xml:space="preserve">B.1</w:t>
+      </w:r>
+      <w:r>
+        <w:t xml:space="preserve"> </w:t>
+      </w:r>
+      <w:r>
+        <w:t xml:space="preserve">are related.</w:t>
+      </w:r>
+      <w:r>
+        <w:t xml:space="preserve"> </w:t>
+      </w:r>
+      <w:r>
+        <w:t xml:space="preserve">Identifiers are never rewritten once raised, so this stands as a wart.</w:t>
+      </w:r>
+    </w:p>
+    <w:p>
+      <w:pPr>
+        <w:pStyle w:val="Compact"/>
+        <w:numPr>
+          <w:ilvl w:val="0"/>
+          <w:numId w:val="1003"/>
+        </w:numPr>
+      </w:pPr>
+      <w:r>
+        <w:rPr>
+          <w:rStyle w:val="VerbatimChar"/>
+          <w:b/>
+          <w:bCs/>
+        </w:rPr>
+        <w:t xml:space="preserve">02_Cut-in</w:t>
+      </w:r>
+      <w:r>
+        <w:rPr>
+          <w:b/>
+          <w:bCs/>
+        </w:rPr>
+        <w:t xml:space="preserve"> </w:t>
+      </w:r>
+      <w:r>
+        <w:rPr>
+          <w:b/>
+          <w:bCs/>
+        </w:rPr>
+        <w:t xml:space="preserve">has not been fitted</w:t>
+      </w:r>
+      <w:r>
+        <w:t xml:space="preserve">, only scoped. Its traces do load with the existing</w:t>
+      </w:r>
+      <w:r>
+        <w:t xml:space="preserve"> </w:t>
+      </w:r>
+      <w:r>
+        <w:t xml:space="preserve">cut-in loader (checked: ego 28.7 m/s, target width 1.88 m, onset detected), so review</w:t>
+      </w:r>
+      <w:r>
+        <w:t xml:space="preserve"> </w:t>
+      </w:r>
+      <w:r>
+        <w:t xml:space="preserve">gate R.2’s first task is not blocked on pipeline work.</w:t>
+      </w:r>
+    </w:p>
+    <w:bookmarkEnd w:id="19"/>
+    <w:bookmarkStart w:id="20" w:name="caveats-on-this-file"/>
     <w:p>
       <w:pPr>
         <w:pStyle w:val="Heading2"/>
@@ -1837,8 +2528,8 @@
         <w:t xml:space="preserve">lateral manipulations in study 1 are genuinely independent of it.</w:t>
       </w:r>
     </w:p>
-    <w:bookmarkEnd w:id="18"/>
-    <w:bookmarkEnd w:id="19"/>
+    <w:bookmarkEnd w:id="20"/>
+    <w:bookmarkEnd w:id="21"/>
     <w:sectPr>
       <w:footnotePr>
         <w:numRestart w:val="eachSect"/>
@@ -2172,6 +2863,9 @@
     <w:lvlOverride w:ilvl="8">
       <w:startOverride w:val="1"/>
     </w:lvlOverride>
+  </w:num>
+  <w:num w:numId="1003">
+    <w:abstractNumId w:val="991"/>
   </w:num>
 </w:numbering>
 </file>
